--- a/zht/docx/66.content.docx
+++ b/zht/docx/66.content.docx
@@ -235,19 +235,7 @@
         <w:rPr>
           <w:lang w:val="zh_TW" w:bidi="zh_TW"/>
         </w:rPr>
-        <w:t>啟示（希臘文 apokalupsis）這詞介紹了這卷書作為天啟文學的異象性質（見</w:t>
-      </w:r>
-      <w:r>
-        <w:rPr>
-          <w:lang w:val="zh_TW" w:bidi="zh_TW"/>
-        </w:rPr>
-        <w:t>啟示錄簡介</w:t>
-      </w:r>
-      <w:r>
-        <w:rPr>
-          <w:lang w:val="zh_TW" w:bidi="zh_TW"/>
-        </w:rPr>
-        <w:t>，「天啟文學」）。神透過神秘的符號、數字和圖像性的語言來傳遞祂所啟示的信息。</w:t>
+        <w:t>啟示（希臘文 apokalupsis）這詞介紹了這卷書作為天啟文學的異象性質（見啟示錄簡介，「天啟文學」）。神透過神秘的符號、數字和圖像性的語言來傳遞祂所啟示的信息。</w:t>
       </w:r>
     </w:p>
     <w:p>
@@ -3627,19 +3615,7 @@
         <w:rPr>
           <w:lang w:val="zh_TW" w:bidi="zh_TW"/>
         </w:rPr>
-        <w:t>），而約翰的著作是針對跟隨異端克林妥（Cerinthus）的尼哥拉一黨中的人而寫的（見</w:t>
-      </w:r>
-      <w:r>
-        <w:rPr>
-          <w:lang w:val="zh_TW" w:bidi="zh_TW"/>
-        </w:rPr>
-        <w:t>約翰一書簡介</w:t>
-      </w:r>
-      <w:r>
-        <w:rPr>
-          <w:lang w:val="zh_TW" w:bidi="zh_TW"/>
-        </w:rPr>
-        <w:t>，「背景」）。</w:t>
+        <w:t>），而約翰的著作是針對跟隨異端克林妥（Cerinthus）的尼哥拉一黨中的人而寫的（見約翰一書簡介，「背景」）。</w:t>
       </w:r>
       <w:r>
         <w:rPr>
